--- a/frontend/static/docs/yollanma.docx
+++ b/frontend/static/docs/yollanma.docx
@@ -2,49 +2,11 @@
 <file path=word/document.xml><?xml version="1.0" encoding="utf-8"?>
 <w:document xmlns:wpc="http://schemas.microsoft.com/office/word/2010/wordprocessingCanvas" xmlns:mo="http://schemas.microsoft.com/office/mac/office/2008/main" xmlns:mc="http://schemas.openxmlformats.org/markup-compatibility/2006" xmlns:mv="urn:schemas-microsoft-com:mac:vml" xmlns:o="urn:schemas-microsoft-com:office:office" xmlns:r="http://schemas.openxmlformats.org/officeDocument/2006/relationships" xmlns:m="http://schemas.openxmlformats.org/officeDocument/2006/math" xmlns:v="urn:schemas-microsoft-com:vml" xmlns:wp14="http://schemas.microsoft.com/office/word/2010/wordprocessingDrawing" xmlns:wp="http://schemas.openxmlformats.org/drawingml/2006/wordprocessingDrawing" xmlns:w10="urn:schemas-microsoft-com:office:word" xmlns:w="http://schemas.openxmlformats.org/wordprocessingml/2006/main" xmlns:w14="http://schemas.microsoft.com/office/word/2010/wordml" xmlns:wpg="http://schemas.microsoft.com/office/word/2010/wordprocessingGroup" xmlns:wpi="http://schemas.microsoft.com/office/word/2010/wordprocessingInk" xmlns:wne="http://schemas.microsoft.com/office/word/2006/wordml" xmlns:wps="http://schemas.microsoft.com/office/word/2010/wordprocessingShape" mc:Ignorable="w14 wp14">
   <w:body>
-    <w:p>
-      <w:pPr>
-        <w:spacing w:after="0" w:before="0"/>
-      </w:pPr>
-      <w:r>
-        <w:rPr>
-          <w:b/>
-          <w:color w:val="1A1A1A"/>
-          <w:sz w:val="28"/>
-        </w:rPr>
-        <w:t>RADESKI SKIN CLINIC</w:t>
-      </w:r>
-    </w:p>
-    <w:p>
-      <w:pPr>
-        <w:spacing w:after="0" w:before="0"/>
-      </w:pPr>
-      <w:r>
-        <w:rPr>
-          <w:b w:val="0"/>
-          <w:color w:val="5F6664"/>
-          <w:sz w:val="16"/>
-        </w:rPr>
-        <w:t>DermaPATH · gistopatologiya platformasi · lab.fermi.uz</w:t>
-      </w:r>
-    </w:p>
-    <w:p>
-      <w:pPr>
-        <w:spacing w:after="120" w:before="0"/>
-      </w:pPr>
-      <w:r>
-        <w:rPr>
-          <w:b w:val="0"/>
-          <w:color w:val="5F6664"/>
-          <w:sz w:val="16"/>
-        </w:rPr>
-        <w:t>O‘zbekiston Respublikasi Sog‘liqni saqlash vazirligi · 014-raqamli tibbiy hujjat shakli</w:t>
-      </w:r>
-    </w:p>
     <w:tbl>
       <w:tblPr>
         <w:tblW w:type="auto" w:w="0"/>
-        <w:jc w:val="right"/>
+        <w:jc w:val="center"/>
+        <w:tblLayout w:type="fixed"/>
         <w:tblLook w:firstColumn="1" w:firstRow="1" w:lastColumn="0" w:lastRow="0" w:noHBand="0" w:noVBand="1" w:val="04A0"/>
       </w:tblPr>
       <w:tblGrid>
@@ -54,55 +16,196 @@
       <w:tr>
         <w:tc>
           <w:tcPr>
-            <w:tcW w:type="dxa" w:w="5159"/>
+            <w:tcW w:type="dxa" w:w="6917"/>
           </w:tcPr>
           <w:p>
-            <w:r/>
+            <w:r>
+              <w:drawing>
+                <wp:inline xmlns:a="http://schemas.openxmlformats.org/drawingml/2006/main" xmlns:pic="http://schemas.openxmlformats.org/drawingml/2006/picture">
+                  <wp:extent cx="1656000" cy="511969"/>
+                  <wp:docPr id="1" name="Picture 1"/>
+                  <wp:cNvGraphicFramePr>
+                    <a:graphicFrameLocks noChangeAspect="1"/>
+                  </wp:cNvGraphicFramePr>
+                  <a:graphic>
+                    <a:graphicData uri="http://schemas.openxmlformats.org/drawingml/2006/picture">
+                      <pic:pic>
+                        <pic:nvPicPr>
+                          <pic:cNvPr id="0" name="radeski-logo.png"/>
+                          <pic:cNvPicPr/>
+                        </pic:nvPicPr>
+                        <pic:blipFill>
+                          <a:blip r:embed="rId9"/>
+                          <a:stretch>
+                            <a:fillRect/>
+                          </a:stretch>
+                        </pic:blipFill>
+                        <pic:spPr>
+                          <a:xfrm>
+                            <a:off x="0" y="0"/>
+                            <a:ext cx="1656000" cy="511969"/>
+                          </a:xfrm>
+                          <a:prstGeom prst="rect"/>
+                        </pic:spPr>
+                      </pic:pic>
+                    </a:graphicData>
+                  </a:graphic>
+                </wp:inline>
+              </w:drawing>
+            </w:r>
+          </w:p>
+          <w:p>
             <w:r>
               <w:rPr>
+                <w:rFonts w:ascii="Arial" w:hAnsi="Arial" w:eastAsia="Arial"/>
                 <w:b/>
-                <w:sz w:val="18"/>
+                <w:color w:val="1A1A1A"/>
+                <w:sz w:val="26"/>
               </w:rPr>
-              <w:t>Yo‘llanma №: ______________</w:t>
+              <w:t>RADESKI SKIN CLINIC</w:t>
+            </w:r>
+          </w:p>
+          <w:p>
+            <w:r>
+              <w:rPr>
+                <w:rFonts w:ascii="Arial" w:hAnsi="Arial" w:eastAsia="Arial"/>
+                <w:b w:val="0"/>
+                <w:color w:val="5F6664"/>
+                <w:sz w:val="16"/>
+              </w:rPr>
+              <w:t>DermaPATH · gistopatologiya platformasi · lab.fermi.uz</w:t>
+            </w:r>
+          </w:p>
+          <w:p>
+            <w:r>
+              <w:rPr>
+                <w:rFonts w:ascii="Arial" w:hAnsi="Arial" w:eastAsia="Arial"/>
+                <w:b w:val="0"/>
+                <w:color w:val="5F6664"/>
+                <w:sz w:val="16"/>
+              </w:rPr>
+              <w:t>O‘zbekiston Respublikasi Sog‘liqni saqlash vazirligi · 014-raqamli tibbiy hujjat shakli</w:t>
             </w:r>
           </w:p>
         </w:tc>
         <w:tc>
           <w:tcPr>
-            <w:tcW w:type="dxa" w:w="5159"/>
+            <w:tcW w:type="dxa" w:w="3402"/>
           </w:tcPr>
           <w:p>
             <w:r/>
-            <w:r>
-              <w:rPr>
-                <w:b/>
-                <w:sz w:val="18"/>
-              </w:rPr>
-              <w:t>Sana: ____.____.________</w:t>
-            </w:r>
+          </w:p>
+          <w:tbl>
+            <w:tblPr>
+              <w:tblW w:type="auto" w:w="0"/>
+              <w:tblLayout w:type="fixed"/>
+              <w:tblLook w:firstColumn="1" w:firstRow="1" w:lastColumn="0" w:lastRow="0" w:noHBand="0" w:noVBand="1" w:val="04A0"/>
+              <w:tblBorders>
+                <w:top w:val="single" w:sz="8" w:space="0" w:color="a8813a"/>
+                <w:left w:val="single" w:sz="8" w:space="0" w:color="a8813a"/>
+                <w:bottom w:val="single" w:sz="8" w:space="0" w:color="a8813a"/>
+                <w:right w:val="single" w:sz="8" w:space="0" w:color="a8813a"/>
+                <w:insideH w:val="single" w:sz="8" w:space="0" w:color="a8813a"/>
+                <w:insideV w:val="single" w:sz="8" w:space="0" w:color="a8813a"/>
+              </w:tblBorders>
+              <w:tblCellMar>
+                <w:top w:w="50" w:type="dxa"/>
+                <w:left w:w="90" w:type="dxa"/>
+                <w:bottom w:w="50" w:type="dxa"/>
+                <w:right w:w="90" w:type="dxa"/>
+              </w:tblCellMar>
+            </w:tblPr>
+            <w:tblGrid>
+              <w:gridCol w:w="3402"/>
+            </w:tblGrid>
+            <w:tr>
+              <w:trPr>
+                <w:trHeight w:val="510"/>
+                <w:trHeight w:val="510" w:hRule="atLeast"/>
+              </w:trPr>
+              <w:tc>
+                <w:tcPr>
+                  <w:tcW w:type="dxa" w:w="3061"/>
+                </w:tcPr>
+                <w:p>
+                  <w:r>
+                    <w:rPr>
+                      <w:rFonts w:ascii="Arial" w:hAnsi="Arial" w:eastAsia="Arial"/>
+                      <w:b/>
+                      <w:color w:val="A8813A"/>
+                      <w:sz w:val="14"/>
+                    </w:rPr>
+                    <w:t>YO‘LLANMA №</w:t>
+                  </w:r>
+                </w:p>
+              </w:tc>
+            </w:tr>
+            <w:tr>
+              <w:trPr>
+                <w:trHeight w:val="510"/>
+                <w:trHeight w:val="510" w:hRule="atLeast"/>
+              </w:trPr>
+              <w:tc>
+                <w:tcPr>
+                  <w:tcW w:type="dxa" w:w="3061"/>
+                </w:tcPr>
+                <w:p>
+                  <w:r>
+                    <w:rPr>
+                      <w:rFonts w:ascii="Arial" w:hAnsi="Arial" w:eastAsia="Arial"/>
+                      <w:b/>
+                      <w:color w:val="A8813A"/>
+                      <w:sz w:val="14"/>
+                    </w:rPr>
+                    <w:t>SANA    KK.OO.YYYY</w:t>
+                  </w:r>
+                </w:p>
+              </w:tc>
+            </w:tr>
+          </w:tbl>
+          <w:p/>
+        </w:tc>
+      </w:tr>
+    </w:tbl>
+    <w:tbl>
+      <w:tblPr>
+        <w:tblW w:type="auto" w:w="0"/>
+        <w:tblLayout w:type="fixed"/>
+        <w:tblLook w:firstColumn="1" w:firstRow="1" w:lastColumn="0" w:lastRow="0" w:noHBand="0" w:noVBand="1" w:val="04A0"/>
+      </w:tblPr>
+      <w:tblGrid>
+        <w:gridCol w:w="10318"/>
+      </w:tblGrid>
+      <w:tr>
+        <w:trPr>
+          <w:trHeight w:val="68"/>
+          <w:trHeight w:val="68" w:hRule="atLeast"/>
+        </w:trPr>
+        <w:tc>
+          <w:tcPr>
+            <w:tcW w:type="dxa" w:w="10318"/>
+            <w:shd w:val="clear" w:color="auto" w:fill="c09949"/>
+          </w:tcPr>
+          <w:p>
+            <w:pPr>
+              <w:spacing w:line="40" w:lineRule="exact"/>
+            </w:pPr>
           </w:p>
         </w:tc>
       </w:tr>
     </w:tbl>
     <w:p>
       <w:pPr>
-        <w:spacing w:after="40" w:before="0"/>
+        <w:spacing w:after="40" w:line="40" w:lineRule="exact"/>
       </w:pPr>
-      <w:r>
-        <w:rPr>
-          <w:b w:val="0"/>
-          <w:color w:val="1A1A1A"/>
-          <w:sz w:val="8"/>
-        </w:rPr>
-      </w:r>
     </w:p>
     <w:p>
       <w:pPr>
-        <w:spacing w:after="20" w:before="0"/>
         <w:jc w:val="center"/>
       </w:pPr>
       <w:r>
         <w:rPr>
+          <w:rFonts w:ascii="Arial" w:hAnsi="Arial" w:eastAsia="Arial"/>
           <w:b/>
           <w:color w:val="1A1A1A"/>
           <w:sz w:val="26"/>
@@ -112,11 +215,11 @@
     </w:p>
     <w:p>
       <w:pPr>
-        <w:spacing w:after="120" w:before="0"/>
         <w:jc w:val="center"/>
       </w:pPr>
       <w:r>
         <w:rPr>
+          <w:rFonts w:ascii="Arial" w:hAnsi="Arial" w:eastAsia="Arial"/>
           <w:b w:val="0"/>
           <w:color w:val="5F6664"/>
           <w:sz w:val="15"/>
@@ -124,25 +227,47 @@
         <w:t>Iltimos, bosma harflarda, aniq va to‘liq to‘ldiring — shakl DermaPATH tomonidan avtomatik o‘qiladi</w:t>
       </w:r>
     </w:p>
+    <w:p>
+      <w:pPr>
+        <w:spacing w:after="40" w:line="40" w:lineRule="exact"/>
+      </w:pPr>
+    </w:p>
     <w:tbl>
       <w:tblPr>
-        <w:tblStyle w:val="TableGrid"/>
         <w:tblW w:type="auto" w:w="0"/>
         <w:tblLook w:firstColumn="1" w:firstRow="1" w:lastColumn="0" w:lastRow="0" w:noHBand="0" w:noVBand="1" w:val="04A0"/>
+        <w:tblBorders>
+          <w:top w:val="single" w:sz="2" w:space="0" w:color="faf6ec"/>
+          <w:left w:val="single" w:sz="2" w:space="0" w:color="faf6ec"/>
+          <w:bottom w:val="single" w:sz="2" w:space="0" w:color="faf6ec"/>
+          <w:right w:val="single" w:sz="2" w:space="0" w:color="faf6ec"/>
+          <w:insideH w:val="single" w:sz="2" w:space="0" w:color="faf6ec"/>
+          <w:insideV w:val="single" w:sz="2" w:space="0" w:color="faf6ec"/>
+        </w:tblBorders>
+        <w:tblCellMar>
+          <w:top w:w="50" w:type="dxa"/>
+          <w:left w:w="110" w:type="dxa"/>
+          <w:bottom w:w="50" w:type="dxa"/>
+          <w:right w:w="110" w:type="dxa"/>
+        </w:tblCellMar>
       </w:tblPr>
       <w:tblGrid>
         <w:gridCol w:w="10318"/>
       </w:tblGrid>
       <w:tr>
+        <w:trPr>
+          <w:trHeight w:val="369"/>
+          <w:trHeight w:val="368" w:hRule="atLeast"/>
+        </w:trPr>
         <w:tc>
           <w:tcPr>
             <w:tcW w:type="dxa" w:w="10318"/>
             <w:shd w:val="clear" w:color="auto" w:fill="faf6ec"/>
           </w:tcPr>
           <w:p>
-            <w:r/>
             <w:r>
               <w:rPr>
+                <w:rFonts w:ascii="Arial" w:hAnsi="Arial" w:eastAsia="Arial"/>
                 <w:b/>
                 <w:color w:val="A8813A"/>
                 <w:sz w:val="17"/>
@@ -155,36 +280,48 @@
     </w:tbl>
     <w:p>
       <w:pPr>
-        <w:spacing w:after="20" w:before="0"/>
+        <w:spacing w:after="20" w:line="40" w:lineRule="exact"/>
       </w:pPr>
-      <w:r>
-        <w:rPr>
-          <w:b w:val="0"/>
-          <w:color w:val="1A1A1A"/>
-          <w:sz w:val="4"/>
-        </w:rPr>
-      </w:r>
     </w:p>
     <w:tbl>
       <w:tblPr>
-        <w:tblStyle w:val="TableGrid"/>
         <w:tblW w:type="auto" w:w="0"/>
+        <w:tblLayout w:type="fixed"/>
         <w:tblLook w:firstColumn="1" w:firstRow="1" w:lastColumn="0" w:lastRow="0" w:noHBand="0" w:noVBand="1" w:val="04A0"/>
+        <w:tblBorders>
+          <w:top w:val="single" w:sz="4" w:space="0" w:color="d9d4c9"/>
+          <w:left w:val="single" w:sz="4" w:space="0" w:color="d9d4c9"/>
+          <w:bottom w:val="single" w:sz="4" w:space="0" w:color="d9d4c9"/>
+          <w:right w:val="single" w:sz="4" w:space="0" w:color="d9d4c9"/>
+          <w:insideH w:val="single" w:sz="4" w:space="0" w:color="d9d4c9"/>
+          <w:insideV w:val="single" w:sz="4" w:space="0" w:color="d9d4c9"/>
+        </w:tblBorders>
+        <w:tblCellMar>
+          <w:top w:w="45" w:type="dxa"/>
+          <w:left w:w="110" w:type="dxa"/>
+          <w:bottom w:w="45" w:type="dxa"/>
+          <w:right w:w="110" w:type="dxa"/>
+        </w:tblCellMar>
       </w:tblPr>
       <w:tblGrid>
         <w:gridCol w:w="5159"/>
         <w:gridCol w:w="5159"/>
       </w:tblGrid>
       <w:tr>
+        <w:trPr>
+          <w:trHeight w:val="482"/>
+          <w:trHeight w:val="481" w:hRule="atLeast"/>
+        </w:trPr>
         <w:tc>
           <w:tcPr>
-            <w:tcW w:type="dxa" w:w="2608"/>
+            <w:tcW w:type="dxa" w:w="2721"/>
           </w:tcPr>
           <w:p>
-            <w:r/>
             <w:r>
               <w:rPr>
+                <w:rFonts w:ascii="Arial" w:hAnsi="Arial" w:eastAsia="Arial"/>
                 <w:b/>
+                <w:color w:val="1A1A1A"/>
                 <w:sz w:val="17"/>
               </w:rPr>
               <w:t>Bemor F.I.Sh.</w:t>
@@ -193,32 +330,36 @@
         </w:tc>
         <w:tc>
           <w:tcPr>
-            <w:tcW w:type="dxa" w:w="7710"/>
+            <w:tcW w:type="dxa" w:w="7597"/>
           </w:tcPr>
           <w:p>
-            <w:r/>
             <w:r>
               <w:rPr>
+                <w:rFonts w:ascii="Arial" w:hAnsi="Arial" w:eastAsia="Arial"/>
+                <w:b w:val="0"/>
                 <w:color w:val="5F6664"/>
                 <w:sz w:val="13"/>
               </w:rPr>
               <w:t>familiya, ism, otasining ismi — to‘liq</w:t>
             </w:r>
           </w:p>
-          <w:p/>
-          <w:p/>
         </w:tc>
       </w:tr>
       <w:tr>
+        <w:trPr>
+          <w:trHeight w:val="386"/>
+          <w:trHeight w:val="385" w:hRule="atLeast"/>
+        </w:trPr>
         <w:tc>
           <w:tcPr>
-            <w:tcW w:type="dxa" w:w="2608"/>
+            <w:tcW w:type="dxa" w:w="2721"/>
           </w:tcPr>
           <w:p>
-            <w:r/>
             <w:r>
               <w:rPr>
+                <w:rFonts w:ascii="Arial" w:hAnsi="Arial" w:eastAsia="Arial"/>
                 <w:b/>
+                <w:color w:val="1A1A1A"/>
                 <w:sz w:val="17"/>
               </w:rPr>
               <w:t>Jinsi</w:t>
@@ -227,31 +368,36 @@
         </w:tc>
         <w:tc>
           <w:tcPr>
-            <w:tcW w:type="dxa" w:w="7710"/>
+            <w:tcW w:type="dxa" w:w="7597"/>
           </w:tcPr>
           <w:p>
-            <w:r/>
             <w:r>
               <w:rPr>
-                <w:color w:val="5F6664"/>
-                <w:sz w:val="13"/>
+                <w:rFonts w:ascii="Arial" w:hAnsi="Arial" w:eastAsia="Arial"/>
+                <w:b w:val="0"/>
+                <w:color w:val="1A1A1A"/>
+                <w:sz w:val="18"/>
               </w:rPr>
-              <w:t>☐ Erkak    ☐ Ayol</w:t>
+              <w:t>☐  Erkak        ☐  Ayol</w:t>
             </w:r>
           </w:p>
-          <w:p/>
         </w:tc>
       </w:tr>
       <w:tr>
+        <w:trPr>
+          <w:trHeight w:val="386"/>
+          <w:trHeight w:val="385" w:hRule="atLeast"/>
+        </w:trPr>
         <w:tc>
           <w:tcPr>
-            <w:tcW w:type="dxa" w:w="2608"/>
+            <w:tcW w:type="dxa" w:w="2721"/>
           </w:tcPr>
           <w:p>
-            <w:r/>
             <w:r>
               <w:rPr>
+                <w:rFonts w:ascii="Arial" w:hAnsi="Arial" w:eastAsia="Arial"/>
                 <w:b/>
+                <w:color w:val="1A1A1A"/>
                 <w:sz w:val="17"/>
               </w:rPr>
               <w:t>Tug‘ilgan sana / yoshi</w:t>
@@ -260,31 +406,36 @@
         </w:tc>
         <w:tc>
           <w:tcPr>
-            <w:tcW w:type="dxa" w:w="7710"/>
+            <w:tcW w:type="dxa" w:w="7597"/>
           </w:tcPr>
           <w:p>
-            <w:r/>
             <w:r>
               <w:rPr>
+                <w:rFonts w:ascii="Arial" w:hAnsi="Arial" w:eastAsia="Arial"/>
+                <w:b w:val="0"/>
                 <w:color w:val="5F6664"/>
                 <w:sz w:val="13"/>
               </w:rPr>
               <w:t>KK.OO.YYYY yoki yosh</w:t>
             </w:r>
           </w:p>
-          <w:p/>
         </w:tc>
       </w:tr>
       <w:tr>
+        <w:trPr>
+          <w:trHeight w:val="386"/>
+          <w:trHeight w:val="385" w:hRule="atLeast"/>
+        </w:trPr>
         <w:tc>
           <w:tcPr>
-            <w:tcW w:type="dxa" w:w="2608"/>
+            <w:tcW w:type="dxa" w:w="2721"/>
           </w:tcPr>
           <w:p>
-            <w:r/>
             <w:r>
               <w:rPr>
+                <w:rFonts w:ascii="Arial" w:hAnsi="Arial" w:eastAsia="Arial"/>
                 <w:b/>
+                <w:color w:val="1A1A1A"/>
                 <w:sz w:val="17"/>
               </w:rPr>
               <w:t>Manzil</w:t>
@@ -293,31 +444,36 @@
         </w:tc>
         <w:tc>
           <w:tcPr>
-            <w:tcW w:type="dxa" w:w="7710"/>
+            <w:tcW w:type="dxa" w:w="7597"/>
           </w:tcPr>
           <w:p>
-            <w:r/>
             <w:r>
               <w:rPr>
+                <w:rFonts w:ascii="Arial" w:hAnsi="Arial" w:eastAsia="Arial"/>
+                <w:b w:val="0"/>
                 <w:color w:val="5F6664"/>
                 <w:sz w:val="13"/>
               </w:rPr>
               <w:t>viloyat, tuman/shahar</w:t>
             </w:r>
           </w:p>
-          <w:p/>
         </w:tc>
       </w:tr>
       <w:tr>
+        <w:trPr>
+          <w:trHeight w:val="386"/>
+          <w:trHeight w:val="385" w:hRule="atLeast"/>
+        </w:trPr>
         <w:tc>
           <w:tcPr>
-            <w:tcW w:type="dxa" w:w="2608"/>
+            <w:tcW w:type="dxa" w:w="2721"/>
           </w:tcPr>
           <w:p>
-            <w:r/>
             <w:r>
               <w:rPr>
+                <w:rFonts w:ascii="Arial" w:hAnsi="Arial" w:eastAsia="Arial"/>
                 <w:b/>
+                <w:color w:val="1A1A1A"/>
                 <w:sz w:val="17"/>
               </w:rPr>
               <w:t>Telefon</w:t>
@@ -326,53 +482,63 @@
         </w:tc>
         <w:tc>
           <w:tcPr>
-            <w:tcW w:type="dxa" w:w="7710"/>
+            <w:tcW w:type="dxa" w:w="7597"/>
           </w:tcPr>
           <w:p>
-            <w:r/>
             <w:r>
               <w:rPr>
+                <w:rFonts w:ascii="Arial" w:hAnsi="Arial" w:eastAsia="Arial"/>
+                <w:b w:val="0"/>
                 <w:color w:val="5F6664"/>
                 <w:sz w:val="13"/>
               </w:rPr>
               <w:t>+998 __ ___ __ __</w:t>
             </w:r>
           </w:p>
-          <w:p/>
         </w:tc>
       </w:tr>
     </w:tbl>
     <w:p>
       <w:pPr>
-        <w:spacing w:after="60" w:before="0"/>
+        <w:spacing w:after="20" w:line="40" w:lineRule="exact"/>
       </w:pPr>
-      <w:r>
-        <w:rPr>
-          <w:b w:val="0"/>
-          <w:color w:val="1A1A1A"/>
-          <w:sz w:val="4"/>
-        </w:rPr>
-      </w:r>
     </w:p>
     <w:tbl>
       <w:tblPr>
-        <w:tblStyle w:val="TableGrid"/>
         <w:tblW w:type="auto" w:w="0"/>
         <w:tblLook w:firstColumn="1" w:firstRow="1" w:lastColumn="0" w:lastRow="0" w:noHBand="0" w:noVBand="1" w:val="04A0"/>
+        <w:tblBorders>
+          <w:top w:val="single" w:sz="2" w:space="0" w:color="faf6ec"/>
+          <w:left w:val="single" w:sz="2" w:space="0" w:color="faf6ec"/>
+          <w:bottom w:val="single" w:sz="2" w:space="0" w:color="faf6ec"/>
+          <w:right w:val="single" w:sz="2" w:space="0" w:color="faf6ec"/>
+          <w:insideH w:val="single" w:sz="2" w:space="0" w:color="faf6ec"/>
+          <w:insideV w:val="single" w:sz="2" w:space="0" w:color="faf6ec"/>
+        </w:tblBorders>
+        <w:tblCellMar>
+          <w:top w:w="50" w:type="dxa"/>
+          <w:left w:w="110" w:type="dxa"/>
+          <w:bottom w:w="50" w:type="dxa"/>
+          <w:right w:w="110" w:type="dxa"/>
+        </w:tblCellMar>
       </w:tblPr>
       <w:tblGrid>
         <w:gridCol w:w="10318"/>
       </w:tblGrid>
       <w:tr>
+        <w:trPr>
+          <w:trHeight w:val="369"/>
+          <w:trHeight w:val="368" w:hRule="atLeast"/>
+        </w:trPr>
         <w:tc>
           <w:tcPr>
             <w:tcW w:type="dxa" w:w="10318"/>
             <w:shd w:val="clear" w:color="auto" w:fill="faf6ec"/>
           </w:tcPr>
           <w:p>
-            <w:r/>
             <w:r>
               <w:rPr>
+                <w:rFonts w:ascii="Arial" w:hAnsi="Arial" w:eastAsia="Arial"/>
                 <w:b/>
                 <w:color w:val="A8813A"/>
                 <w:sz w:val="17"/>
@@ -385,36 +551,48 @@
     </w:tbl>
     <w:p>
       <w:pPr>
-        <w:spacing w:after="20" w:before="0"/>
+        <w:spacing w:after="20" w:line="40" w:lineRule="exact"/>
       </w:pPr>
-      <w:r>
-        <w:rPr>
-          <w:b w:val="0"/>
-          <w:color w:val="1A1A1A"/>
-          <w:sz w:val="4"/>
-        </w:rPr>
-      </w:r>
     </w:p>
     <w:tbl>
       <w:tblPr>
-        <w:tblStyle w:val="TableGrid"/>
         <w:tblW w:type="auto" w:w="0"/>
+        <w:tblLayout w:type="fixed"/>
         <w:tblLook w:firstColumn="1" w:firstRow="1" w:lastColumn="0" w:lastRow="0" w:noHBand="0" w:noVBand="1" w:val="04A0"/>
+        <w:tblBorders>
+          <w:top w:val="single" w:sz="4" w:space="0" w:color="d9d4c9"/>
+          <w:left w:val="single" w:sz="4" w:space="0" w:color="d9d4c9"/>
+          <w:bottom w:val="single" w:sz="4" w:space="0" w:color="d9d4c9"/>
+          <w:right w:val="single" w:sz="4" w:space="0" w:color="d9d4c9"/>
+          <w:insideH w:val="single" w:sz="4" w:space="0" w:color="d9d4c9"/>
+          <w:insideV w:val="single" w:sz="4" w:space="0" w:color="d9d4c9"/>
+        </w:tblBorders>
+        <w:tblCellMar>
+          <w:top w:w="45" w:type="dxa"/>
+          <w:left w:w="110" w:type="dxa"/>
+          <w:bottom w:w="45" w:type="dxa"/>
+          <w:right w:w="110" w:type="dxa"/>
+        </w:tblCellMar>
       </w:tblPr>
       <w:tblGrid>
         <w:gridCol w:w="5159"/>
         <w:gridCol w:w="5159"/>
       </w:tblGrid>
       <w:tr>
+        <w:trPr>
+          <w:trHeight w:val="626"/>
+          <w:trHeight w:val="626" w:hRule="atLeast"/>
+        </w:trPr>
         <w:tc>
           <w:tcPr>
-            <w:tcW w:type="dxa" w:w="2608"/>
+            <w:tcW w:type="dxa" w:w="2721"/>
           </w:tcPr>
           <w:p>
-            <w:r/>
             <w:r>
               <w:rPr>
+                <w:rFonts w:ascii="Arial" w:hAnsi="Arial" w:eastAsia="Arial"/>
                 <w:b/>
+                <w:color w:val="1A1A1A"/>
                 <w:sz w:val="17"/>
               </w:rPr>
               <w:t>KLINIK TASHXIS</w:t>
@@ -423,32 +601,36 @@
         </w:tc>
         <w:tc>
           <w:tcPr>
-            <w:tcW w:type="dxa" w:w="7710"/>
+            <w:tcW w:type="dxa" w:w="7597"/>
           </w:tcPr>
           <w:p>
-            <w:r/>
             <w:r>
               <w:rPr>
+                <w:rFonts w:ascii="Arial" w:hAnsi="Arial" w:eastAsia="Arial"/>
+                <w:b w:val="0"/>
                 <w:color w:val="5F6664"/>
                 <w:sz w:val="13"/>
               </w:rPr>
               <w:t>shifokor taxmini — kasallik nomi; bir nechta bo‘lsa vergul bilan</w:t>
             </w:r>
           </w:p>
-          <w:p/>
-          <w:p/>
         </w:tc>
       </w:tr>
       <w:tr>
+        <w:trPr>
+          <w:trHeight w:val="386"/>
+          <w:trHeight w:val="385" w:hRule="atLeast"/>
+        </w:trPr>
         <w:tc>
           <w:tcPr>
-            <w:tcW w:type="dxa" w:w="2608"/>
+            <w:tcW w:type="dxa" w:w="2721"/>
           </w:tcPr>
           <w:p>
-            <w:r/>
             <w:r>
               <w:rPr>
+                <w:rFonts w:ascii="Arial" w:hAnsi="Arial" w:eastAsia="Arial"/>
                 <w:b/>
+                <w:color w:val="1A1A1A"/>
                 <w:sz w:val="17"/>
               </w:rPr>
               <w:t>Namuna olingan joy</w:t>
@@ -457,31 +639,36 @@
         </w:tc>
         <w:tc>
           <w:tcPr>
-            <w:tcW w:type="dxa" w:w="7710"/>
+            <w:tcW w:type="dxa" w:w="7597"/>
           </w:tcPr>
           <w:p>
-            <w:r/>
             <w:r>
               <w:rPr>
+                <w:rFonts w:ascii="Arial" w:hAnsi="Arial" w:eastAsia="Arial"/>
+                <w:b w:val="0"/>
                 <w:color w:val="5F6664"/>
                 <w:sz w:val="13"/>
               </w:rPr>
               <w:t>organ va anatomik joy: masalan «teri, bo‘yin, o‘ng yon»</w:t>
             </w:r>
           </w:p>
-          <w:p/>
         </w:tc>
       </w:tr>
       <w:tr>
+        <w:trPr>
+          <w:trHeight w:val="386"/>
+          <w:trHeight w:val="385" w:hRule="atLeast"/>
+        </w:trPr>
         <w:tc>
           <w:tcPr>
-            <w:tcW w:type="dxa" w:w="2608"/>
+            <w:tcW w:type="dxa" w:w="2721"/>
           </w:tcPr>
           <w:p>
-            <w:r/>
             <w:r>
               <w:rPr>
+                <w:rFonts w:ascii="Arial" w:hAnsi="Arial" w:eastAsia="Arial"/>
                 <w:b/>
+                <w:color w:val="1A1A1A"/>
                 <w:sz w:val="17"/>
               </w:rPr>
               <w:t>Amaliyot turi</w:t>
@@ -490,31 +677,36 @@
         </w:tc>
         <w:tc>
           <w:tcPr>
-            <w:tcW w:type="dxa" w:w="7710"/>
+            <w:tcW w:type="dxa" w:w="7597"/>
           </w:tcPr>
           <w:p>
-            <w:r/>
             <w:r>
               <w:rPr>
-                <w:color w:val="5F6664"/>
-                <w:sz w:val="13"/>
+                <w:rFonts w:ascii="Arial" w:hAnsi="Arial" w:eastAsia="Arial"/>
+                <w:b w:val="0"/>
+                <w:color w:val="1A1A1A"/>
+                <w:sz w:val="18"/>
               </w:rPr>
-              <w:t>☐ Eksizion  ☐ Insizion  ☐ Panch  ☐ Shave  ☐ Kyuretaj  ☐ Boshqa</w:t>
+              <w:t>☐  Eksizion     ☐  Insizion     ☐  Panch     ☐  Shave     ☐  Kyuretaj     ☐  Boshqa</w:t>
             </w:r>
           </w:p>
-          <w:p/>
         </w:tc>
       </w:tr>
       <w:tr>
+        <w:trPr>
+          <w:trHeight w:val="386"/>
+          <w:trHeight w:val="385" w:hRule="atLeast"/>
+        </w:trPr>
         <w:tc>
           <w:tcPr>
-            <w:tcW w:type="dxa" w:w="2608"/>
+            <w:tcW w:type="dxa" w:w="2721"/>
           </w:tcPr>
           <w:p>
-            <w:r/>
             <w:r>
               <w:rPr>
+                <w:rFonts w:ascii="Arial" w:hAnsi="Arial" w:eastAsia="Arial"/>
                 <w:b/>
+                <w:color w:val="1A1A1A"/>
                 <w:sz w:val="17"/>
               </w:rPr>
               <w:t>Amaliyot sanasi</w:t>
@@ -523,31 +715,36 @@
         </w:tc>
         <w:tc>
           <w:tcPr>
-            <w:tcW w:type="dxa" w:w="7710"/>
+            <w:tcW w:type="dxa" w:w="7597"/>
           </w:tcPr>
           <w:p>
-            <w:r/>
             <w:r>
               <w:rPr>
+                <w:rFonts w:ascii="Arial" w:hAnsi="Arial" w:eastAsia="Arial"/>
+                <w:b w:val="0"/>
                 <w:color w:val="5F6664"/>
                 <w:sz w:val="13"/>
               </w:rPr>
               <w:t>KK.OO.YYYY</w:t>
             </w:r>
           </w:p>
-          <w:p/>
         </w:tc>
       </w:tr>
       <w:tr>
+        <w:trPr>
+          <w:trHeight w:val="723"/>
+          <w:trHeight w:val="722" w:hRule="atLeast"/>
+        </w:trPr>
         <w:tc>
           <w:tcPr>
-            <w:tcW w:type="dxa" w:w="2608"/>
+            <w:tcW w:type="dxa" w:w="2721"/>
           </w:tcPr>
           <w:p>
-            <w:r/>
             <w:r>
               <w:rPr>
+                <w:rFonts w:ascii="Arial" w:hAnsi="Arial" w:eastAsia="Arial"/>
                 <w:b/>
+                <w:color w:val="1A1A1A"/>
                 <w:sz w:val="17"/>
               </w:rPr>
               <w:t>Klinik ma’lumot</w:t>
@@ -556,33 +753,37 @@
         </w:tc>
         <w:tc>
           <w:tcPr>
-            <w:tcW w:type="dxa" w:w="7710"/>
+            <w:tcW w:type="dxa" w:w="7597"/>
           </w:tcPr>
+          <w:p/>
           <w:p>
-            <w:r/>
             <w:r>
               <w:rPr>
+                <w:rFonts w:ascii="Arial" w:hAnsi="Arial" w:eastAsia="Arial"/>
+                <w:b w:val="0"/>
                 <w:color w:val="5F6664"/>
                 <w:sz w:val="13"/>
               </w:rPr>
               <w:t>davomiyligi, kechishi, o‘lchami, avvalgi davolash, qo‘shimcha kasalliklar</w:t>
             </w:r>
           </w:p>
-          <w:p/>
-          <w:p/>
-          <w:p/>
         </w:tc>
       </w:tr>
       <w:tr>
+        <w:trPr>
+          <w:trHeight w:val="386"/>
+          <w:trHeight w:val="385" w:hRule="atLeast"/>
+        </w:trPr>
         <w:tc>
           <w:tcPr>
-            <w:tcW w:type="dxa" w:w="2608"/>
+            <w:tcW w:type="dxa" w:w="2721"/>
           </w:tcPr>
           <w:p>
-            <w:r/>
             <w:r>
               <w:rPr>
+                <w:rFonts w:ascii="Arial" w:hAnsi="Arial" w:eastAsia="Arial"/>
                 <w:b/>
+                <w:color w:val="1A1A1A"/>
                 <w:sz w:val="17"/>
               </w:rPr>
               <w:t>Shoshilinchlik</w:t>
@@ -591,31 +792,36 @@
         </w:tc>
         <w:tc>
           <w:tcPr>
-            <w:tcW w:type="dxa" w:w="7710"/>
+            <w:tcW w:type="dxa" w:w="7597"/>
           </w:tcPr>
           <w:p>
-            <w:r/>
             <w:r>
               <w:rPr>
-                <w:color w:val="5F6664"/>
-                <w:sz w:val="13"/>
+                <w:rFonts w:ascii="Arial" w:hAnsi="Arial" w:eastAsia="Arial"/>
+                <w:b w:val="0"/>
+                <w:color w:val="1A1A1A"/>
+                <w:sz w:val="18"/>
               </w:rPr>
-              <w:t>☐ Oddiy    ☐ STAT (shoshilinch)</w:t>
+              <w:t>☐  Oddiy        ☐  STAT (shoshilinch)</w:t>
             </w:r>
           </w:p>
-          <w:p/>
         </w:tc>
       </w:tr>
       <w:tr>
+        <w:trPr>
+          <w:trHeight w:val="386"/>
+          <w:trHeight w:val="385" w:hRule="atLeast"/>
+        </w:trPr>
         <w:tc>
           <w:tcPr>
-            <w:tcW w:type="dxa" w:w="2608"/>
+            <w:tcW w:type="dxa" w:w="2721"/>
           </w:tcPr>
           <w:p>
-            <w:r/>
             <w:r>
               <w:rPr>
+                <w:rFonts w:ascii="Arial" w:hAnsi="Arial" w:eastAsia="Arial"/>
                 <w:b/>
+                <w:color w:val="1A1A1A"/>
                 <w:sz w:val="17"/>
               </w:rPr>
               <w:t>Ilova</w:t>
@@ -624,31 +830,36 @@
         </w:tc>
         <w:tc>
           <w:tcPr>
-            <w:tcW w:type="dxa" w:w="7710"/>
+            <w:tcW w:type="dxa" w:w="7597"/>
           </w:tcPr>
           <w:p>
-            <w:r/>
             <w:r>
               <w:rPr>
-                <w:color w:val="5F6664"/>
-                <w:sz w:val="13"/>
+                <w:rFonts w:ascii="Arial" w:hAnsi="Arial" w:eastAsia="Arial"/>
+                <w:b w:val="0"/>
+                <w:color w:val="1A1A1A"/>
+                <w:sz w:val="18"/>
               </w:rPr>
-              <w:t>☐ Klinik surat (toshma)   ☐ Dermatoskopiya   ☐ Avvalgi gistologiya</w:t>
+              <w:t>☐  Klinik surat (toshma)     ☐  Dermatoskopiya     ☐  Avvalgi gistologiya</w:t>
             </w:r>
           </w:p>
-          <w:p/>
         </w:tc>
       </w:tr>
       <w:tr>
+        <w:trPr>
+          <w:trHeight w:val="386"/>
+          <w:trHeight w:val="385" w:hRule="atLeast"/>
+        </w:trPr>
         <w:tc>
           <w:tcPr>
-            <w:tcW w:type="dxa" w:w="2608"/>
+            <w:tcW w:type="dxa" w:w="2721"/>
           </w:tcPr>
           <w:p>
-            <w:r/>
             <w:r>
               <w:rPr>
+                <w:rFonts w:ascii="Arial" w:hAnsi="Arial" w:eastAsia="Arial"/>
                 <w:b/>
+                <w:color w:val="1A1A1A"/>
                 <w:sz w:val="17"/>
               </w:rPr>
               <w:t>Davolovchi shifokor</w:t>
@@ -657,31 +868,36 @@
         </w:tc>
         <w:tc>
           <w:tcPr>
-            <w:tcW w:type="dxa" w:w="7710"/>
+            <w:tcW w:type="dxa" w:w="7597"/>
           </w:tcPr>
           <w:p>
-            <w:r/>
             <w:r>
               <w:rPr>
+                <w:rFonts w:ascii="Arial" w:hAnsi="Arial" w:eastAsia="Arial"/>
+                <w:b w:val="0"/>
                 <w:color w:val="5F6664"/>
                 <w:sz w:val="13"/>
               </w:rPr>
               <w:t>F.I.Sh., telefon, imzo</w:t>
             </w:r>
           </w:p>
-          <w:p/>
         </w:tc>
       </w:tr>
       <w:tr>
+        <w:trPr>
+          <w:trHeight w:val="386"/>
+          <w:trHeight w:val="385" w:hRule="atLeast"/>
+        </w:trPr>
         <w:tc>
           <w:tcPr>
-            <w:tcW w:type="dxa" w:w="2608"/>
+            <w:tcW w:type="dxa" w:w="2721"/>
           </w:tcPr>
           <w:p>
-            <w:r/>
             <w:r>
               <w:rPr>
+                <w:rFonts w:ascii="Arial" w:hAnsi="Arial" w:eastAsia="Arial"/>
                 <w:b/>
+                <w:color w:val="1A1A1A"/>
                 <w:sz w:val="17"/>
               </w:rPr>
               <w:t>Muassasa</w:t>
@@ -690,53 +906,63 @@
         </w:tc>
         <w:tc>
           <w:tcPr>
-            <w:tcW w:type="dxa" w:w="7710"/>
+            <w:tcW w:type="dxa" w:w="7597"/>
           </w:tcPr>
           <w:p>
-            <w:r/>
             <w:r>
               <w:rPr>
+                <w:rFonts w:ascii="Arial" w:hAnsi="Arial" w:eastAsia="Arial"/>
+                <w:b w:val="0"/>
                 <w:color w:val="5F6664"/>
                 <w:sz w:val="13"/>
               </w:rPr>
               <w:t>klinika / poliklinika nomi, shahar</w:t>
             </w:r>
           </w:p>
-          <w:p/>
         </w:tc>
       </w:tr>
     </w:tbl>
     <w:p>
       <w:pPr>
-        <w:spacing w:after="60" w:before="0"/>
+        <w:spacing w:after="20" w:line="40" w:lineRule="exact"/>
       </w:pPr>
-      <w:r>
-        <w:rPr>
-          <w:b w:val="0"/>
-          <w:color w:val="1A1A1A"/>
-          <w:sz w:val="4"/>
-        </w:rPr>
-      </w:r>
     </w:p>
     <w:tbl>
       <w:tblPr>
-        <w:tblStyle w:val="TableGrid"/>
         <w:tblW w:type="auto" w:w="0"/>
         <w:tblLook w:firstColumn="1" w:firstRow="1" w:lastColumn="0" w:lastRow="0" w:noHBand="0" w:noVBand="1" w:val="04A0"/>
+        <w:tblBorders>
+          <w:top w:val="single" w:sz="2" w:space="0" w:color="faf6ec"/>
+          <w:left w:val="single" w:sz="2" w:space="0" w:color="faf6ec"/>
+          <w:bottom w:val="single" w:sz="2" w:space="0" w:color="faf6ec"/>
+          <w:right w:val="single" w:sz="2" w:space="0" w:color="faf6ec"/>
+          <w:insideH w:val="single" w:sz="2" w:space="0" w:color="faf6ec"/>
+          <w:insideV w:val="single" w:sz="2" w:space="0" w:color="faf6ec"/>
+        </w:tblBorders>
+        <w:tblCellMar>
+          <w:top w:w="50" w:type="dxa"/>
+          <w:left w:w="110" w:type="dxa"/>
+          <w:bottom w:w="50" w:type="dxa"/>
+          <w:right w:w="110" w:type="dxa"/>
+        </w:tblCellMar>
       </w:tblPr>
       <w:tblGrid>
         <w:gridCol w:w="10318"/>
       </w:tblGrid>
       <w:tr>
+        <w:trPr>
+          <w:trHeight w:val="369"/>
+          <w:trHeight w:val="368" w:hRule="atLeast"/>
+        </w:trPr>
         <w:tc>
           <w:tcPr>
             <w:tcW w:type="dxa" w:w="10318"/>
             <w:shd w:val="clear" w:color="auto" w:fill="faf6ec"/>
           </w:tcPr>
           <w:p>
-            <w:r/>
             <w:r>
               <w:rPr>
+                <w:rFonts w:ascii="Arial" w:hAnsi="Arial" w:eastAsia="Arial"/>
                 <w:b/>
                 <w:color w:val="A8813A"/>
                 <w:sz w:val="17"/>
@@ -749,36 +975,48 @@
     </w:tbl>
     <w:p>
       <w:pPr>
-        <w:spacing w:after="20" w:before="0"/>
+        <w:spacing w:after="20" w:line="40" w:lineRule="exact"/>
       </w:pPr>
-      <w:r>
-        <w:rPr>
-          <w:b w:val="0"/>
-          <w:color w:val="1A1A1A"/>
-          <w:sz w:val="4"/>
-        </w:rPr>
-      </w:r>
     </w:p>
     <w:tbl>
       <w:tblPr>
-        <w:tblStyle w:val="TableGrid"/>
         <w:tblW w:type="auto" w:w="0"/>
+        <w:tblLayout w:type="fixed"/>
         <w:tblLook w:firstColumn="1" w:firstRow="1" w:lastColumn="0" w:lastRow="0" w:noHBand="0" w:noVBand="1" w:val="04A0"/>
+        <w:tblBorders>
+          <w:top w:val="single" w:sz="4" w:space="0" w:color="d9d4c9"/>
+          <w:left w:val="single" w:sz="4" w:space="0" w:color="d9d4c9"/>
+          <w:bottom w:val="single" w:sz="4" w:space="0" w:color="d9d4c9"/>
+          <w:right w:val="single" w:sz="4" w:space="0" w:color="d9d4c9"/>
+          <w:insideH w:val="single" w:sz="4" w:space="0" w:color="d9d4c9"/>
+          <w:insideV w:val="single" w:sz="4" w:space="0" w:color="d9d4c9"/>
+        </w:tblBorders>
+        <w:tblCellMar>
+          <w:top w:w="45" w:type="dxa"/>
+          <w:left w:w="110" w:type="dxa"/>
+          <w:bottom w:w="45" w:type="dxa"/>
+          <w:right w:w="110" w:type="dxa"/>
+        </w:tblCellMar>
       </w:tblPr>
       <w:tblGrid>
         <w:gridCol w:w="5159"/>
         <w:gridCol w:w="5159"/>
       </w:tblGrid>
       <w:tr>
+        <w:trPr>
+          <w:trHeight w:val="386"/>
+          <w:trHeight w:val="385" w:hRule="atLeast"/>
+        </w:trPr>
         <w:tc>
           <w:tcPr>
-            <w:tcW w:type="dxa" w:w="2608"/>
+            <w:tcW w:type="dxa" w:w="2721"/>
           </w:tcPr>
           <w:p>
-            <w:r/>
             <w:r>
               <w:rPr>
+                <w:rFonts w:ascii="Arial" w:hAnsi="Arial" w:eastAsia="Arial"/>
                 <w:b/>
+                <w:color w:val="1A1A1A"/>
                 <w:sz w:val="17"/>
               </w:rPr>
               <w:t>Qabul qilingan sana</w:t>
@@ -787,31 +1025,36 @@
         </w:tc>
         <w:tc>
           <w:tcPr>
-            <w:tcW w:type="dxa" w:w="7710"/>
+            <w:tcW w:type="dxa" w:w="7597"/>
           </w:tcPr>
           <w:p>
-            <w:r/>
             <w:r>
               <w:rPr>
+                <w:rFonts w:ascii="Arial" w:hAnsi="Arial" w:eastAsia="Arial"/>
+                <w:b w:val="0"/>
                 <w:color w:val="5F6664"/>
                 <w:sz w:val="13"/>
               </w:rPr>
               <w:t>KK.OO.YYYY · qabul qilgan xodim</w:t>
             </w:r>
           </w:p>
-          <w:p/>
         </w:tc>
       </w:tr>
       <w:tr>
+        <w:trPr>
+          <w:trHeight w:val="386"/>
+          <w:trHeight w:val="385" w:hRule="atLeast"/>
+        </w:trPr>
         <w:tc>
           <w:tcPr>
-            <w:tcW w:type="dxa" w:w="2608"/>
+            <w:tcW w:type="dxa" w:w="2721"/>
           </w:tcPr>
           <w:p>
-            <w:r/>
             <w:r>
               <w:rPr>
+                <w:rFonts w:ascii="Arial" w:hAnsi="Arial" w:eastAsia="Arial"/>
                 <w:b/>
+                <w:color w:val="1A1A1A"/>
                 <w:sz w:val="17"/>
               </w:rPr>
               <w:t>Gistologik №</w:t>
@@ -820,30 +1063,35 @@
         </w:tc>
         <w:tc>
           <w:tcPr>
-            <w:tcW w:type="dxa" w:w="7710"/>
+            <w:tcW w:type="dxa" w:w="7597"/>
           </w:tcPr>
           <w:p>
-            <w:r/>
             <w:r>
               <w:rPr>
+                <w:rFonts w:ascii="Arial" w:hAnsi="Arial" w:eastAsia="Arial"/>
+                <w:b w:val="0"/>
                 <w:color w:val="5F6664"/>
                 <w:sz w:val="13"/>
               </w:rPr>
             </w:r>
           </w:p>
-          <w:p/>
         </w:tc>
       </w:tr>
       <w:tr>
+        <w:trPr>
+          <w:trHeight w:val="771"/>
+          <w:trHeight w:val="771" w:hRule="atLeast"/>
+        </w:trPr>
         <w:tc>
           <w:tcPr>
-            <w:tcW w:type="dxa" w:w="2608"/>
+            <w:tcW w:type="dxa" w:w="2721"/>
           </w:tcPr>
           <w:p>
-            <w:r/>
             <w:r>
               <w:rPr>
+                <w:rFonts w:ascii="Arial" w:hAnsi="Arial" w:eastAsia="Arial"/>
                 <w:b/>
+                <w:color w:val="1A1A1A"/>
                 <w:sz w:val="17"/>
               </w:rPr>
               <w:t>Gistologik xulosa</w:t>
@@ -852,32 +1100,36 @@
         </w:tc>
         <w:tc>
           <w:tcPr>
-            <w:tcW w:type="dxa" w:w="7710"/>
+            <w:tcW w:type="dxa" w:w="7597"/>
           </w:tcPr>
+          <w:p/>
           <w:p>
-            <w:r/>
             <w:r>
               <w:rPr>
+                <w:rFonts w:ascii="Arial" w:hAnsi="Arial" w:eastAsia="Arial"/>
+                <w:b w:val="0"/>
                 <w:color w:val="5F6664"/>
                 <w:sz w:val="13"/>
               </w:rPr>
             </w:r>
           </w:p>
-          <w:p/>
-          <w:p/>
-          <w:p/>
         </w:tc>
       </w:tr>
       <w:tr>
+        <w:trPr>
+          <w:trHeight w:val="386"/>
+          <w:trHeight w:val="385" w:hRule="atLeast"/>
+        </w:trPr>
         <w:tc>
           <w:tcPr>
-            <w:tcW w:type="dxa" w:w="2608"/>
+            <w:tcW w:type="dxa" w:w="2721"/>
           </w:tcPr>
           <w:p>
-            <w:r/>
             <w:r>
               <w:rPr>
+                <w:rFonts w:ascii="Arial" w:hAnsi="Arial" w:eastAsia="Arial"/>
                 <w:b/>
+                <w:color w:val="1A1A1A"/>
                 <w:sz w:val="17"/>
               </w:rPr>
               <w:t>Patologoanatom</w:t>
@@ -886,31 +1138,36 @@
         </w:tc>
         <w:tc>
           <w:tcPr>
-            <w:tcW w:type="dxa" w:w="7710"/>
+            <w:tcW w:type="dxa" w:w="7597"/>
           </w:tcPr>
           <w:p>
-            <w:r/>
             <w:r>
               <w:rPr>
+                <w:rFonts w:ascii="Arial" w:hAnsi="Arial" w:eastAsia="Arial"/>
+                <w:b w:val="0"/>
                 <w:color w:val="5F6664"/>
                 <w:sz w:val="13"/>
               </w:rPr>
               <w:t>F.I.Sh., imzo</w:t>
             </w:r>
           </w:p>
-          <w:p/>
         </w:tc>
       </w:tr>
       <w:tr>
+        <w:trPr>
+          <w:trHeight w:val="386"/>
+          <w:trHeight w:val="385" w:hRule="atLeast"/>
+        </w:trPr>
         <w:tc>
           <w:tcPr>
-            <w:tcW w:type="dxa" w:w="2608"/>
+            <w:tcW w:type="dxa" w:w="2721"/>
           </w:tcPr>
           <w:p>
-            <w:r/>
             <w:r>
               <w:rPr>
+                <w:rFonts w:ascii="Arial" w:hAnsi="Arial" w:eastAsia="Arial"/>
                 <w:b/>
+                <w:color w:val="1A1A1A"/>
                 <w:sz w:val="17"/>
               </w:rPr>
               <w:t>Laborant</w:t>
@@ -919,40 +1176,53 @@
         </w:tc>
         <w:tc>
           <w:tcPr>
-            <w:tcW w:type="dxa" w:w="7710"/>
+            <w:tcW w:type="dxa" w:w="7597"/>
           </w:tcPr>
           <w:p>
-            <w:r/>
             <w:r>
               <w:rPr>
+                <w:rFonts w:ascii="Arial" w:hAnsi="Arial" w:eastAsia="Arial"/>
+                <w:b w:val="0"/>
                 <w:color w:val="5F6664"/>
                 <w:sz w:val="13"/>
               </w:rPr>
               <w:t>F.I.Sh., imzo</w:t>
             </w:r>
           </w:p>
+        </w:tc>
+      </w:tr>
+    </w:tbl>
+    <w:p>
+      <w:pPr>
+        <w:spacing w:after="20" w:line="40" w:lineRule="exact"/>
+      </w:pPr>
+    </w:p>
+    <w:tbl>
+      <w:tblPr>
+        <w:tblW w:type="auto" w:w="0"/>
+        <w:tblLook w:firstColumn="1" w:firstRow="1" w:lastColumn="0" w:lastRow="0" w:noHBand="0" w:noVBand="1" w:val="04A0"/>
+      </w:tblPr>
+      <w:tblGrid>
+        <w:gridCol w:w="10318"/>
+      </w:tblGrid>
+      <w:tr>
+        <w:trPr>
+          <w:trHeight w:val="68"/>
+          <w:trHeight w:val="68" w:hRule="atLeast"/>
+        </w:trPr>
+        <w:tc>
+          <w:tcPr>
+            <w:tcW w:type="dxa" w:w="10318"/>
+            <w:shd w:val="clear" w:color="auto" w:fill="c09949"/>
+          </w:tcPr>
           <w:p/>
         </w:tc>
       </w:tr>
     </w:tbl>
     <w:p>
-      <w:pPr>
-        <w:spacing w:after="60" w:before="0"/>
-      </w:pPr>
       <w:r>
         <w:rPr>
-          <w:b w:val="0"/>
-          <w:color w:val="1A1A1A"/>
-          <w:sz w:val="4"/>
-        </w:rPr>
-      </w:r>
-    </w:p>
-    <w:p>
-      <w:pPr>
-        <w:spacing w:after="0" w:before="0"/>
-      </w:pPr>
-      <w:r>
-        <w:rPr>
+          <w:rFonts w:ascii="Arial" w:hAnsi="Arial" w:eastAsia="Arial"/>
           <w:b w:val="0"/>
           <w:color w:val="5F6664"/>
           <w:sz w:val="13"/>
@@ -961,11 +1231,9 @@
       </w:r>
     </w:p>
     <w:p>
-      <w:pPr>
-        <w:spacing w:after="40" w:before="0"/>
-      </w:pPr>
       <w:r>
         <w:rPr>
+          <w:rFonts w:ascii="Arial" w:hAnsi="Arial" w:eastAsia="Arial"/>
           <w:b w:val="0"/>
           <w:color w:val="5F6664"/>
           <w:sz w:val="13"/>
@@ -975,7 +1243,7 @@
     </w:p>
     <w:sectPr>
       <w:pgSz w:w="11906" w:h="16838"/>
-      <w:pgMar w:top="680" w:right="794" w:bottom="680" w:left="794" w:header="720" w:footer="720" w:gutter="0"/>
+      <w:pgMar w:top="567" w:right="794" w:bottom="567" w:left="794" w:header="720" w:footer="720" w:gutter="0"/>
       <w:cols w:space="720"/>
       <w:docGrid w:linePitch="360"/>
     </w:sectPr>
@@ -1346,9 +1614,12 @@
     <w:name w:val="Normal"/>
     <w:qFormat/>
     <w:rsid w:val="00FC693F"/>
+    <w:pPr>
+      <w:spacing w:after="0" w:before="0"/>
+    </w:pPr>
     <w:rPr>
       <w:rFonts w:ascii="Arial" w:hAnsi="Arial" w:eastAsia="Arial"/>
-      <w:sz w:val="18"/>
+      <w:sz w:val="17"/>
     </w:rPr>
   </w:style>
   <w:style w:type="paragraph" w:styleId="Header">
